--- a/03_OFICIO_PGR_PLANTILLA.docx
+++ b/03_OFICIO_PGR_PLANTILLA.docx
@@ -14,21 +14,20 @@
       <w:r>
         <w:rPr>
           <w:noProof/>
-          <w:lang w:val="es-SV" w:eastAsia="es-SV"/>
         </w:rPr>
         <w:drawing>
-          <wp:anchor distT="0" distB="0" distL="114300" distR="114300" simplePos="0" relativeHeight="251659264" behindDoc="1" locked="0" layoutInCell="1" allowOverlap="1" wp14:anchorId="0BFF6477" wp14:editId="0F0FA951">
+          <wp:anchor distT="0" distB="0" distL="114300" distR="114300" simplePos="0" relativeHeight="251658240" behindDoc="0" locked="0" layoutInCell="1" allowOverlap="1" wp14:anchorId="47A99B85" wp14:editId="10C0C7D8">
             <wp:simplePos x="0" y="0"/>
             <wp:positionH relativeFrom="column">
-              <wp:posOffset>4646295</wp:posOffset>
+              <wp:posOffset>4305300</wp:posOffset>
             </wp:positionH>
             <wp:positionV relativeFrom="paragraph">
-              <wp:posOffset>-542290</wp:posOffset>
+              <wp:posOffset>-714375</wp:posOffset>
             </wp:positionV>
-            <wp:extent cx="1262380" cy="542290"/>
-            <wp:effectExtent l="0" t="0" r="0" b="0"/>
-            <wp:wrapNone/>
-            <wp:docPr id="660342923" name="Imagen 2" descr="C:\Users\usuario 8171\Documents\ADMINISTRACION\MEMOS\image001 (1).png"/>
+            <wp:extent cx="1633220" cy="797560"/>
+            <wp:effectExtent l="0" t="0" r="5080" b="2540"/>
+            <wp:wrapTopAndBottom/>
+            <wp:docPr id="1648350153" name="Imagen 1"/>
             <wp:cNvGraphicFramePr>
               <a:graphicFrameLocks xmlns:a="http://schemas.openxmlformats.org/drawingml/2006/main" noChangeAspect="1"/>
             </wp:cNvGraphicFramePr>
@@ -36,9 +35,9 @@
               <a:graphicData uri="http://schemas.openxmlformats.org/drawingml/2006/picture">
                 <pic:pic xmlns:pic="http://schemas.openxmlformats.org/drawingml/2006/picture">
                   <pic:nvPicPr>
-                    <pic:cNvPr id="0" name="Imagen 1" descr="C:\Users\usuario 8171\Documents\ADMINISTRACION\MEMOS\image001 (1).png"/>
+                    <pic:cNvPr id="1648350153" name="Imagen 1"/>
                     <pic:cNvPicPr>
-                      <a:picLocks noChangeAspect="1" noChangeArrowheads="1"/>
+                      <a:picLocks noChangeAspect="1"/>
                     </pic:cNvPicPr>
                   </pic:nvPicPr>
                   <pic:blipFill>
@@ -49,7 +48,7 @@
                         </a:ext>
                       </a:extLst>
                     </a:blip>
-                    <a:srcRect/>
+                    <a:srcRect l="4303" t="9856" r="3378" b="10828"/>
                     <a:stretch>
                       <a:fillRect/>
                     </a:stretch>
@@ -57,7 +56,7 @@
                   <pic:spPr bwMode="auto">
                     <a:xfrm>
                       <a:off x="0" y="0"/>
-                      <a:ext cx="1262380" cy="542290"/>
+                      <a:ext cx="1633220" cy="797560"/>
                     </a:xfrm>
                     <a:prstGeom prst="rect">
                       <a:avLst/>
@@ -70,12 +69,6 @@
                 </pic:pic>
               </a:graphicData>
             </a:graphic>
-            <wp14:sizeRelH relativeFrom="page">
-              <wp14:pctWidth>0</wp14:pctWidth>
-            </wp14:sizeRelH>
-            <wp14:sizeRelV relativeFrom="page">
-              <wp14:pctHeight>0</wp14:pctHeight>
-            </wp14:sizeRelV>
           </wp:anchor>
         </w:drawing>
       </w:r>
@@ -85,7 +78,7 @@
           <w:lang w:val="es-SV" w:eastAsia="es-SV"/>
         </w:rPr>
         <w:drawing>
-          <wp:anchor distT="0" distB="0" distL="114300" distR="114300" simplePos="0" relativeHeight="251657216" behindDoc="0" locked="0" layoutInCell="1" allowOverlap="1" wp14:anchorId="226BBA50" wp14:editId="14A9BE91">
+          <wp:anchor distT="0" distB="0" distL="114300" distR="114300" simplePos="0" relativeHeight="251657216" behindDoc="0" locked="0" layoutInCell="1" allowOverlap="1" wp14:anchorId="226BBA50" wp14:editId="07E28D38">
             <wp:simplePos x="0" y="0"/>
             <wp:positionH relativeFrom="column">
               <wp:posOffset>66675</wp:posOffset>
@@ -216,15 +209,20 @@
     </w:p>
     <w:p>
       <w:pPr>
-        <w:spacing w:after="240"/>
+        <w:spacing w:after="240" w:line="360" w:lineRule="auto"/>
         <w:jc w:val="right"/>
         <w:rPr>
+          <w:rFonts w:ascii="Arial" w:hAnsi="Arial"/>
+          <w:sz w:val="24"/>
+          <w:szCs w:val="24"/>
           <w:lang w:val="es-SV"/>
         </w:rPr>
       </w:pPr>
       <w:r>
         <w:rPr>
           <w:rFonts w:ascii="Arial" w:hAnsi="Arial"/>
+          <w:sz w:val="24"/>
+          <w:szCs w:val="24"/>
           <w:lang w:val="es-SV"/>
         </w:rPr>
         <w:t xml:space="preserve">Cantón Punta Remedios, </w:t>
@@ -233,6 +231,8 @@
       <w:r>
         <w:rPr>
           <w:rFonts w:ascii="Arial" w:hAnsi="Arial"/>
+          <w:sz w:val="24"/>
+          <w:szCs w:val="24"/>
           <w:lang w:val="es-SV"/>
         </w:rPr>
         <w:t xml:space="preserve">{{ </w:t>
@@ -241,6 +241,8 @@
       <w:r>
         <w:rPr>
           <w:rFonts w:ascii="Arial" w:hAnsi="Arial"/>
+          <w:sz w:val="24"/>
+          <w:szCs w:val="24"/>
           <w:lang w:val="es-SV"/>
         </w:rPr>
         <w:t>fecha</w:t>
@@ -249,6 +251,8 @@
       <w:r>
         <w:rPr>
           <w:rFonts w:ascii="Arial" w:hAnsi="Arial"/>
+          <w:sz w:val="24"/>
+          <w:szCs w:val="24"/>
           <w:lang w:val="es-SV"/>
         </w:rPr>
         <w:t>_</w:t>
@@ -257,6 +261,8 @@
       <w:r>
         <w:rPr>
           <w:rFonts w:ascii="Arial" w:hAnsi="Arial"/>
+          <w:sz w:val="24"/>
+          <w:szCs w:val="24"/>
           <w:lang w:val="es-SV"/>
         </w:rPr>
         <w:t>oficio</w:t>
@@ -265,6 +271,8 @@
       <w:r>
         <w:rPr>
           <w:rFonts w:ascii="Arial" w:hAnsi="Arial"/>
+          <w:sz w:val="24"/>
+          <w:szCs w:val="24"/>
           <w:lang w:val="es-SV"/>
         </w:rPr>
         <w:t xml:space="preserve"> }</w:t>
@@ -273,6 +281,8 @@
       <w:r>
         <w:rPr>
           <w:rFonts w:ascii="Arial" w:hAnsi="Arial"/>
+          <w:sz w:val="24"/>
+          <w:szCs w:val="24"/>
           <w:lang w:val="es-SV"/>
         </w:rPr>
         <w:t>}</w:t>
@@ -280,24 +290,33 @@
     </w:p>
     <w:p>
       <w:pPr>
-        <w:spacing w:after="360"/>
+        <w:spacing w:after="240" w:line="360" w:lineRule="auto"/>
+        <w:jc w:val="right"/>
         <w:rPr>
+          <w:sz w:val="24"/>
+          <w:szCs w:val="24"/>
           <w:lang w:val="es-SV"/>
         </w:rPr>
       </w:pPr>
-      <w:r>
+    </w:p>
+    <w:p>
+      <w:pPr>
+        <w:spacing w:after="240" w:line="360" w:lineRule="auto"/>
         <w:rPr>
           <w:rFonts w:ascii="Arial" w:hAnsi="Arial"/>
           <w:b/>
+          <w:sz w:val="24"/>
+          <w:szCs w:val="24"/>
           <w:lang w:val="es-SV"/>
         </w:rPr>
-        <w:t xml:space="preserve">OFICIO No. </w:t>
-      </w:r>
+      </w:pPr>
       <w:proofErr w:type="gramStart"/>
       <w:r>
         <w:rPr>
           <w:rFonts w:ascii="Arial" w:hAnsi="Arial"/>
           <w:b/>
+          <w:sz w:val="24"/>
+          <w:szCs w:val="24"/>
           <w:lang w:val="es-SV"/>
         </w:rPr>
         <w:t xml:space="preserve">{{ </w:t>
@@ -307,15 +326,19 @@
         <w:rPr>
           <w:rFonts w:ascii="Arial" w:hAnsi="Arial"/>
           <w:b/>
+          <w:sz w:val="24"/>
+          <w:szCs w:val="24"/>
           <w:lang w:val="es-SV"/>
         </w:rPr>
-        <w:t>numero</w:t>
+        <w:t>codigo</w:t>
       </w:r>
       <w:proofErr w:type="gramEnd"/>
       <w:r>
         <w:rPr>
           <w:rFonts w:ascii="Arial" w:hAnsi="Arial"/>
           <w:b/>
+          <w:sz w:val="24"/>
+          <w:szCs w:val="24"/>
           <w:lang w:val="es-SV"/>
         </w:rPr>
         <w:t>_</w:t>
@@ -325,15 +348,19 @@
         <w:rPr>
           <w:rFonts w:ascii="Arial" w:hAnsi="Arial"/>
           <w:b/>
+          <w:sz w:val="24"/>
+          <w:szCs w:val="24"/>
           <w:lang w:val="es-SV"/>
         </w:rPr>
-        <w:t>oficio</w:t>
+        <w:t>expediente</w:t>
       </w:r>
       <w:proofErr w:type="spellEnd"/>
       <w:r>
         <w:rPr>
           <w:rFonts w:ascii="Arial" w:hAnsi="Arial"/>
           <w:b/>
+          <w:sz w:val="24"/>
+          <w:szCs w:val="24"/>
           <w:lang w:val="es-SV"/>
         </w:rPr>
         <w:t xml:space="preserve"> }</w:t>
@@ -343,6 +370,8 @@
         <w:rPr>
           <w:rFonts w:ascii="Arial" w:hAnsi="Arial"/>
           <w:b/>
+          <w:sz w:val="24"/>
+          <w:szCs w:val="24"/>
           <w:lang w:val="es-SV"/>
         </w:rPr>
         <w:t>}</w:t>
@@ -350,8 +379,10 @@
     </w:p>
     <w:p>
       <w:pPr>
-        <w:spacing w:after="240"/>
+        <w:spacing w:after="240" w:line="360" w:lineRule="auto"/>
         <w:rPr>
+          <w:sz w:val="24"/>
+          <w:szCs w:val="24"/>
           <w:lang w:val="es-SV"/>
         </w:rPr>
       </w:pPr>
@@ -359,6 +390,8 @@
         <w:rPr>
           <w:rFonts w:ascii="Arial" w:hAnsi="Arial"/>
           <w:b/>
+          <w:sz w:val="24"/>
+          <w:szCs w:val="24"/>
           <w:lang w:val="es-SV"/>
         </w:rPr>
         <w:t>SR. JEFE DEL DEPTO. DE DEFENSORIA PENAL,</w:t>
@@ -367,6 +400,8 @@
         <w:rPr>
           <w:rFonts w:ascii="Arial" w:hAnsi="Arial"/>
           <w:b/>
+          <w:sz w:val="24"/>
+          <w:szCs w:val="24"/>
           <w:lang w:val="es-SV"/>
         </w:rPr>
         <w:br/>
@@ -376,6 +411,8 @@
         <w:rPr>
           <w:rFonts w:ascii="Arial" w:hAnsi="Arial"/>
           <w:b/>
+          <w:sz w:val="24"/>
+          <w:szCs w:val="24"/>
           <w:lang w:val="es-SV"/>
         </w:rPr>
         <w:br/>
@@ -384,15 +421,19 @@
     </w:p>
     <w:p>
       <w:pPr>
-        <w:spacing w:after="480"/>
+        <w:spacing w:after="480" w:line="360" w:lineRule="auto"/>
         <w:rPr>
           <w:rFonts w:ascii="Arial" w:hAnsi="Arial"/>
+          <w:sz w:val="24"/>
+          <w:szCs w:val="24"/>
           <w:lang w:val="es-SV"/>
         </w:rPr>
       </w:pPr>
       <w:r>
         <w:rPr>
           <w:rFonts w:ascii="Arial" w:hAnsi="Arial"/>
+          <w:sz w:val="24"/>
+          <w:szCs w:val="24"/>
           <w:lang w:val="es-SV"/>
         </w:rPr>
         <w:t xml:space="preserve">Para los efectos de Ley consiguientes, atentamente me permito remitir a la Orden de su digna autoridad </w:t>
@@ -401,6 +442,8 @@
       <w:r>
         <w:rPr>
           <w:rFonts w:ascii="Arial" w:hAnsi="Arial"/>
+          <w:sz w:val="24"/>
+          <w:szCs w:val="24"/>
           <w:lang w:val="es-SV"/>
         </w:rPr>
         <w:t xml:space="preserve">{{ </w:t>
@@ -409,6 +452,8 @@
       <w:r>
         <w:rPr>
           <w:rFonts w:ascii="Arial" w:hAnsi="Arial"/>
+          <w:sz w:val="24"/>
+          <w:szCs w:val="24"/>
           <w:lang w:val="es-SV"/>
         </w:rPr>
         <w:t>a</w:t>
@@ -417,6 +462,8 @@
       <w:r>
         <w:rPr>
           <w:rFonts w:ascii="Arial" w:hAnsi="Arial"/>
+          <w:sz w:val="24"/>
+          <w:szCs w:val="24"/>
           <w:lang w:val="es-SV"/>
         </w:rPr>
         <w:t>_los_imputados_</w:t>
@@ -425,6 +472,8 @@
       <w:r>
         <w:rPr>
           <w:rFonts w:ascii="Arial" w:hAnsi="Arial"/>
+          <w:sz w:val="24"/>
+          <w:szCs w:val="24"/>
           <w:lang w:val="es-SV"/>
         </w:rPr>
         <w:t>oficio</w:t>
@@ -433,6 +482,8 @@
       <w:r>
         <w:rPr>
           <w:rFonts w:ascii="Arial" w:hAnsi="Arial"/>
+          <w:sz w:val="24"/>
+          <w:szCs w:val="24"/>
           <w:lang w:val="es-SV"/>
         </w:rPr>
         <w:t xml:space="preserve"> }</w:t>
@@ -441,21 +492,18 @@
       <w:r>
         <w:rPr>
           <w:rFonts w:ascii="Arial" w:hAnsi="Arial"/>
+          <w:sz w:val="24"/>
+          <w:szCs w:val="24"/>
           <w:lang w:val="es-SV"/>
         </w:rPr>
-        <w:t>}:</w:t>
-      </w:r>
-      <w:r>
-        <w:rPr>
-          <w:rFonts w:ascii="Arial" w:hAnsi="Arial"/>
-          <w:lang w:val="es-SV"/>
-        </w:rPr>
-        <w:t xml:space="preserve"> </w:t>
+        <w:t xml:space="preserve">}: </w:t>
       </w:r>
       <w:proofErr w:type="gramStart"/>
       <w:r>
         <w:rPr>
           <w:rFonts w:ascii="Arial" w:hAnsi="Arial"/>
+          <w:sz w:val="24"/>
+          <w:szCs w:val="24"/>
           <w:lang w:val="es-SV"/>
         </w:rPr>
         <w:t xml:space="preserve">{{ </w:t>
@@ -464,6 +512,8 @@
       <w:r>
         <w:rPr>
           <w:rFonts w:ascii="Arial" w:hAnsi="Arial"/>
+          <w:sz w:val="24"/>
+          <w:szCs w:val="24"/>
           <w:lang w:val="es-SV"/>
         </w:rPr>
         <w:t>bloque</w:t>
@@ -472,6 +522,8 @@
       <w:r>
         <w:rPr>
           <w:rFonts w:ascii="Arial" w:hAnsi="Arial"/>
+          <w:sz w:val="24"/>
+          <w:szCs w:val="24"/>
           <w:lang w:val="es-SV"/>
         </w:rPr>
         <w:t>_imputados_</w:t>
@@ -480,6 +532,8 @@
       <w:r>
         <w:rPr>
           <w:rFonts w:ascii="Arial" w:hAnsi="Arial"/>
+          <w:sz w:val="24"/>
+          <w:szCs w:val="24"/>
           <w:lang w:val="es-SV"/>
         </w:rPr>
         <w:t>oficios</w:t>
@@ -488,6 +542,8 @@
       <w:r>
         <w:rPr>
           <w:rFonts w:ascii="Arial" w:hAnsi="Arial"/>
+          <w:sz w:val="24"/>
+          <w:szCs w:val="24"/>
           <w:lang w:val="es-SV"/>
         </w:rPr>
         <w:t xml:space="preserve"> }</w:t>
@@ -496,21 +552,18 @@
       <w:r>
         <w:rPr>
           <w:rFonts w:ascii="Arial" w:hAnsi="Arial"/>
+          <w:sz w:val="24"/>
+          <w:szCs w:val="24"/>
           <w:lang w:val="es-SV"/>
         </w:rPr>
-        <w:t>}</w:t>
-      </w:r>
-      <w:r>
-        <w:rPr>
-          <w:rFonts w:ascii="Arial" w:hAnsi="Arial"/>
-          <w:lang w:val="es-SV"/>
-        </w:rPr>
-        <w:t xml:space="preserve"> </w:t>
+        <w:t xml:space="preserve">} </w:t>
       </w:r>
       <w:proofErr w:type="gramStart"/>
       <w:r>
         <w:rPr>
           <w:rFonts w:ascii="Arial" w:hAnsi="Arial"/>
+          <w:sz w:val="24"/>
+          <w:szCs w:val="24"/>
           <w:lang w:val="es-SV"/>
         </w:rPr>
         <w:t xml:space="preserve">{{ </w:t>
@@ -519,6 +572,8 @@
       <w:r>
         <w:rPr>
           <w:rFonts w:ascii="Arial" w:hAnsi="Arial"/>
+          <w:sz w:val="24"/>
+          <w:szCs w:val="24"/>
           <w:lang w:val="es-SV"/>
         </w:rPr>
         <w:t>quienes</w:t>
@@ -527,6 +582,8 @@
       <w:r>
         <w:rPr>
           <w:rFonts w:ascii="Arial" w:hAnsi="Arial"/>
+          <w:sz w:val="24"/>
+          <w:szCs w:val="24"/>
           <w:lang w:val="es-SV"/>
         </w:rPr>
         <w:t>_</w:t>
@@ -535,6 +592,8 @@
       <w:r>
         <w:rPr>
           <w:rFonts w:ascii="Arial" w:hAnsi="Arial"/>
+          <w:sz w:val="24"/>
+          <w:szCs w:val="24"/>
           <w:lang w:val="es-SV"/>
         </w:rPr>
         <w:t>fueron</w:t>
@@ -543,6 +602,8 @@
       <w:r>
         <w:rPr>
           <w:rFonts w:ascii="Arial" w:hAnsi="Arial"/>
+          <w:sz w:val="24"/>
+          <w:szCs w:val="24"/>
           <w:lang w:val="es-SV"/>
         </w:rPr>
         <w:t xml:space="preserve"> }</w:t>
@@ -551,6 +612,8 @@
       <w:r>
         <w:rPr>
           <w:rFonts w:ascii="Arial" w:hAnsi="Arial"/>
+          <w:sz w:val="24"/>
+          <w:szCs w:val="24"/>
           <w:lang w:val="es-SV"/>
         </w:rPr>
         <w:t xml:space="preserve">} por elementos de esta Unidad Policial a las </w:t>
@@ -559,6 +622,8 @@
       <w:r>
         <w:rPr>
           <w:rFonts w:ascii="Arial" w:hAnsi="Arial"/>
+          <w:sz w:val="24"/>
+          <w:szCs w:val="24"/>
           <w:lang w:val="es-SV"/>
         </w:rPr>
         <w:t xml:space="preserve">{{ </w:t>
@@ -567,6 +632,8 @@
       <w:r>
         <w:rPr>
           <w:rFonts w:ascii="Arial" w:hAnsi="Arial"/>
+          <w:sz w:val="24"/>
+          <w:szCs w:val="24"/>
           <w:lang w:val="es-SV"/>
         </w:rPr>
         <w:t>hora</w:t>
@@ -575,6 +642,8 @@
       <w:r>
         <w:rPr>
           <w:rFonts w:ascii="Arial" w:hAnsi="Arial"/>
+          <w:sz w:val="24"/>
+          <w:szCs w:val="24"/>
           <w:lang w:val="es-SV"/>
         </w:rPr>
         <w:t>_</w:t>
@@ -583,6 +652,8 @@
       <w:r>
         <w:rPr>
           <w:rFonts w:ascii="Arial" w:hAnsi="Arial"/>
+          <w:sz w:val="24"/>
+          <w:szCs w:val="24"/>
           <w:lang w:val="es-SV"/>
         </w:rPr>
         <w:t>hecho</w:t>
@@ -591,6 +662,8 @@
       <w:r>
         <w:rPr>
           <w:rFonts w:ascii="Arial" w:hAnsi="Arial"/>
+          <w:sz w:val="24"/>
+          <w:szCs w:val="24"/>
           <w:lang w:val="es-SV"/>
         </w:rPr>
         <w:t xml:space="preserve"> }</w:t>
@@ -599,6 +672,8 @@
       <w:r>
         <w:rPr>
           <w:rFonts w:ascii="Arial" w:hAnsi="Arial"/>
+          <w:sz w:val="24"/>
+          <w:szCs w:val="24"/>
           <w:lang w:val="es-SV"/>
         </w:rPr>
         <w:t xml:space="preserve">} horas del </w:t>
@@ -607,6 +682,8 @@
       <w:r>
         <w:rPr>
           <w:rFonts w:ascii="Arial" w:hAnsi="Arial"/>
+          <w:sz w:val="24"/>
+          <w:szCs w:val="24"/>
           <w:lang w:val="es-SV"/>
         </w:rPr>
         <w:t xml:space="preserve">{{ </w:t>
@@ -615,6 +692,8 @@
       <w:r>
         <w:rPr>
           <w:rFonts w:ascii="Arial" w:hAnsi="Arial"/>
+          <w:sz w:val="24"/>
+          <w:szCs w:val="24"/>
           <w:lang w:val="es-SV"/>
         </w:rPr>
         <w:t>fecha</w:t>
@@ -623,6 +702,8 @@
       <w:r>
         <w:rPr>
           <w:rFonts w:ascii="Arial" w:hAnsi="Arial"/>
+          <w:sz w:val="24"/>
+          <w:szCs w:val="24"/>
           <w:lang w:val="es-SV"/>
         </w:rPr>
         <w:t>_</w:t>
@@ -631,6 +712,8 @@
       <w:r>
         <w:rPr>
           <w:rFonts w:ascii="Arial" w:hAnsi="Arial"/>
+          <w:sz w:val="24"/>
+          <w:szCs w:val="24"/>
           <w:lang w:val="es-SV"/>
         </w:rPr>
         <w:t>hecho</w:t>
@@ -639,6 +722,8 @@
       <w:r>
         <w:rPr>
           <w:rFonts w:ascii="Arial" w:hAnsi="Arial"/>
+          <w:sz w:val="24"/>
+          <w:szCs w:val="24"/>
           <w:lang w:val="es-SV"/>
         </w:rPr>
         <w:t xml:space="preserve"> }</w:t>
@@ -647,6 +732,8 @@
       <w:r>
         <w:rPr>
           <w:rFonts w:ascii="Arial" w:hAnsi="Arial"/>
+          <w:sz w:val="24"/>
+          <w:szCs w:val="24"/>
           <w:lang w:val="es-SV"/>
         </w:rPr>
         <w:t xml:space="preserve">} en flagrancia </w:t>
@@ -655,6 +742,8 @@
       <w:r>
         <w:rPr>
           <w:rFonts w:ascii="Arial" w:hAnsi="Arial"/>
+          <w:sz w:val="24"/>
+          <w:szCs w:val="24"/>
           <w:lang w:val="es-SV"/>
         </w:rPr>
         <w:t xml:space="preserve">{{ </w:t>
@@ -663,6 +752,8 @@
       <w:r>
         <w:rPr>
           <w:rFonts w:ascii="Arial" w:hAnsi="Arial"/>
+          <w:sz w:val="24"/>
+          <w:szCs w:val="24"/>
           <w:lang w:val="es-SV"/>
         </w:rPr>
         <w:t>texto</w:t>
@@ -671,6 +762,8 @@
       <w:r>
         <w:rPr>
           <w:rFonts w:ascii="Arial" w:hAnsi="Arial"/>
+          <w:sz w:val="24"/>
+          <w:szCs w:val="24"/>
           <w:lang w:val="es-SV"/>
         </w:rPr>
         <w:t>_delitos_</w:t>
@@ -679,6 +772,8 @@
       <w:r>
         <w:rPr>
           <w:rFonts w:ascii="Arial" w:hAnsi="Arial"/>
+          <w:sz w:val="24"/>
+          <w:szCs w:val="24"/>
           <w:lang w:val="es-SV"/>
         </w:rPr>
         <w:t>plural</w:t>
@@ -687,6 +782,8 @@
       <w:r>
         <w:rPr>
           <w:rFonts w:ascii="Arial" w:hAnsi="Arial"/>
+          <w:sz w:val="24"/>
+          <w:szCs w:val="24"/>
           <w:lang w:val="es-SV"/>
         </w:rPr>
         <w:t xml:space="preserve"> }</w:t>
@@ -695,6 +792,8 @@
       <w:r>
         <w:rPr>
           <w:rFonts w:ascii="Arial" w:hAnsi="Arial"/>
+          <w:sz w:val="24"/>
+          <w:szCs w:val="24"/>
           <w:lang w:val="es-SV"/>
         </w:rPr>
         <w:t xml:space="preserve">} en perjuicio de </w:t>
@@ -703,6 +802,8 @@
       <w:r>
         <w:rPr>
           <w:rFonts w:ascii="Arial" w:hAnsi="Arial"/>
+          <w:sz w:val="24"/>
+          <w:szCs w:val="24"/>
           <w:lang w:val="es-SV"/>
         </w:rPr>
         <w:t xml:space="preserve">{{ </w:t>
@@ -711,6 +812,8 @@
       <w:r>
         <w:rPr>
           <w:rFonts w:ascii="Arial" w:hAnsi="Arial"/>
+          <w:sz w:val="24"/>
+          <w:szCs w:val="24"/>
           <w:lang w:val="es-SV"/>
         </w:rPr>
         <w:t>a</w:t>
@@ -719,6 +822,8 @@
       <w:r>
         <w:rPr>
           <w:rFonts w:ascii="Arial" w:hAnsi="Arial"/>
+          <w:sz w:val="24"/>
+          <w:szCs w:val="24"/>
           <w:lang w:val="es-SV"/>
         </w:rPr>
         <w:t>_las_victimas_</w:t>
@@ -727,6 +832,8 @@
       <w:r>
         <w:rPr>
           <w:rFonts w:ascii="Arial" w:hAnsi="Arial"/>
+          <w:sz w:val="24"/>
+          <w:szCs w:val="24"/>
           <w:lang w:val="es-SV"/>
         </w:rPr>
         <w:t>oficio</w:t>
@@ -735,6 +842,8 @@
       <w:r>
         <w:rPr>
           <w:rFonts w:ascii="Arial" w:hAnsi="Arial"/>
+          <w:sz w:val="24"/>
+          <w:szCs w:val="24"/>
           <w:lang w:val="es-SV"/>
         </w:rPr>
         <w:t xml:space="preserve"> }</w:t>
@@ -743,6 +852,8 @@
       <w:r>
         <w:rPr>
           <w:rFonts w:ascii="Arial" w:hAnsi="Arial"/>
+          <w:sz w:val="24"/>
+          <w:szCs w:val="24"/>
           <w:lang w:val="es-SV"/>
         </w:rPr>
         <w:t xml:space="preserve">}: </w:t>
@@ -751,6 +862,8 @@
       <w:r>
         <w:rPr>
           <w:rFonts w:ascii="Arial" w:hAnsi="Arial"/>
+          <w:sz w:val="24"/>
+          <w:szCs w:val="24"/>
           <w:lang w:val="es-SV"/>
         </w:rPr>
         <w:t xml:space="preserve">{{ </w:t>
@@ -759,6 +872,8 @@
       <w:r>
         <w:rPr>
           <w:rFonts w:ascii="Arial" w:hAnsi="Arial"/>
+          <w:sz w:val="24"/>
+          <w:szCs w:val="24"/>
           <w:lang w:val="es-SV"/>
         </w:rPr>
         <w:t>bloque</w:t>
@@ -767,6 +882,8 @@
       <w:r>
         <w:rPr>
           <w:rFonts w:ascii="Arial" w:hAnsi="Arial"/>
+          <w:sz w:val="24"/>
+          <w:szCs w:val="24"/>
           <w:lang w:val="es-SV"/>
         </w:rPr>
         <w:t>_victimas_</w:t>
@@ -775,6 +892,8 @@
       <w:r>
         <w:rPr>
           <w:rFonts w:ascii="Arial" w:hAnsi="Arial"/>
+          <w:sz w:val="24"/>
+          <w:szCs w:val="24"/>
           <w:lang w:val="es-SV"/>
         </w:rPr>
         <w:t>oficios</w:t>
@@ -783,6 +902,8 @@
       <w:r>
         <w:rPr>
           <w:rFonts w:ascii="Arial" w:hAnsi="Arial"/>
+          <w:sz w:val="24"/>
+          <w:szCs w:val="24"/>
           <w:lang w:val="es-SV"/>
         </w:rPr>
         <w:t xml:space="preserve"> }</w:t>
@@ -791,6 +912,8 @@
       <w:r>
         <w:rPr>
           <w:rFonts w:ascii="Arial" w:hAnsi="Arial"/>
+          <w:sz w:val="24"/>
+          <w:szCs w:val="24"/>
           <w:lang w:val="es-SV"/>
         </w:rPr>
         <w:t xml:space="preserve">}. Hecho cometido </w:t>
@@ -799,6 +922,8 @@
       <w:r>
         <w:rPr>
           <w:rFonts w:ascii="Arial" w:hAnsi="Arial"/>
+          <w:sz w:val="24"/>
+          <w:szCs w:val="24"/>
           <w:lang w:val="es-SV"/>
         </w:rPr>
         <w:t xml:space="preserve">{{ </w:t>
@@ -807,6 +932,8 @@
       <w:r>
         <w:rPr>
           <w:rFonts w:ascii="Arial" w:hAnsi="Arial"/>
+          <w:sz w:val="24"/>
+          <w:szCs w:val="24"/>
           <w:lang w:val="es-SV"/>
         </w:rPr>
         <w:t>lugar</w:t>
@@ -815,6 +942,8 @@
       <w:r>
         <w:rPr>
           <w:rFonts w:ascii="Arial" w:hAnsi="Arial"/>
+          <w:sz w:val="24"/>
+          <w:szCs w:val="24"/>
           <w:lang w:val="es-SV"/>
         </w:rPr>
         <w:t>_</w:t>
@@ -823,6 +952,8 @@
       <w:r>
         <w:rPr>
           <w:rFonts w:ascii="Arial" w:hAnsi="Arial"/>
+          <w:sz w:val="24"/>
+          <w:szCs w:val="24"/>
           <w:lang w:val="es-SV"/>
         </w:rPr>
         <w:t>hecho</w:t>
@@ -831,6 +962,8 @@
       <w:r>
         <w:rPr>
           <w:rFonts w:ascii="Arial" w:hAnsi="Arial"/>
+          <w:sz w:val="24"/>
+          <w:szCs w:val="24"/>
           <w:lang w:val="es-SV"/>
         </w:rPr>
         <w:t xml:space="preserve"> }</w:t>
@@ -839,6 +972,8 @@
       <w:r>
         <w:rPr>
           <w:rFonts w:ascii="Arial" w:hAnsi="Arial"/>
+          <w:sz w:val="24"/>
+          <w:szCs w:val="24"/>
           <w:lang w:val="es-SV"/>
         </w:rPr>
         <w:t xml:space="preserve">}. De igual manera se solicita un defensor público para que </w:t>
@@ -847,6 +982,8 @@
       <w:r>
         <w:rPr>
           <w:rFonts w:ascii="Arial" w:hAnsi="Arial"/>
+          <w:sz w:val="24"/>
+          <w:szCs w:val="24"/>
           <w:lang w:val="es-SV"/>
         </w:rPr>
         <w:t xml:space="preserve">{{ </w:t>
@@ -855,6 +992,8 @@
       <w:r>
         <w:rPr>
           <w:rFonts w:ascii="Arial" w:hAnsi="Arial"/>
+          <w:sz w:val="24"/>
+          <w:szCs w:val="24"/>
           <w:lang w:val="es-SV"/>
         </w:rPr>
         <w:t>plural</w:t>
@@ -863,6 +1002,8 @@
       <w:r>
         <w:rPr>
           <w:rFonts w:ascii="Arial" w:hAnsi="Arial"/>
+          <w:sz w:val="24"/>
+          <w:szCs w:val="24"/>
           <w:lang w:val="es-SV"/>
         </w:rPr>
         <w:t>_</w:t>
@@ -871,6 +1012,8 @@
       <w:r>
         <w:rPr>
           <w:rFonts w:ascii="Arial" w:hAnsi="Arial"/>
+          <w:sz w:val="24"/>
+          <w:szCs w:val="24"/>
           <w:lang w:val="es-SV"/>
         </w:rPr>
         <w:t>les</w:t>
@@ -879,6 +1022,8 @@
       <w:r>
         <w:rPr>
           <w:rFonts w:ascii="Arial" w:hAnsi="Arial"/>
+          <w:sz w:val="24"/>
+          <w:szCs w:val="24"/>
           <w:lang w:val="es-SV"/>
         </w:rPr>
         <w:t xml:space="preserve"> }</w:t>
@@ -887,6 +1032,8 @@
       <w:r>
         <w:rPr>
           <w:rFonts w:ascii="Arial" w:hAnsi="Arial"/>
+          <w:sz w:val="24"/>
+          <w:szCs w:val="24"/>
           <w:lang w:val="es-SV"/>
         </w:rPr>
         <w:t>} asista en el presente caso.</w:t>
@@ -894,8 +1041,10 @@
     </w:p>
     <w:p>
       <w:pPr>
-        <w:spacing w:after="480"/>
+        <w:spacing w:after="480" w:line="360" w:lineRule="auto"/>
         <w:rPr>
+          <w:sz w:val="24"/>
+          <w:szCs w:val="24"/>
           <w:lang w:val="es-SV"/>
         </w:rPr>
       </w:pPr>
@@ -903,6 +1052,8 @@
       <w:r>
         <w:rPr>
           <w:rFonts w:ascii="Arial" w:hAnsi="Arial"/>
+          <w:sz w:val="24"/>
+          <w:szCs w:val="24"/>
           <w:lang w:val="es-SV"/>
         </w:rPr>
         <w:t xml:space="preserve">{{ </w:t>
@@ -911,6 +1062,8 @@
       <w:r>
         <w:rPr>
           <w:rFonts w:ascii="Arial" w:hAnsi="Arial"/>
+          <w:sz w:val="24"/>
+          <w:szCs w:val="24"/>
           <w:lang w:val="es-SV"/>
         </w:rPr>
         <w:t>dicho</w:t>
@@ -919,6 +1072,8 @@
       <w:r>
         <w:rPr>
           <w:rFonts w:ascii="Arial" w:hAnsi="Arial"/>
+          <w:sz w:val="24"/>
+          <w:szCs w:val="24"/>
           <w:lang w:val="es-SV"/>
         </w:rPr>
         <w:t>_</w:t>
@@ -927,6 +1082,8 @@
       <w:r>
         <w:rPr>
           <w:rFonts w:ascii="Arial" w:hAnsi="Arial"/>
+          <w:sz w:val="24"/>
+          <w:szCs w:val="24"/>
           <w:lang w:val="es-SV"/>
         </w:rPr>
         <w:t>imputado</w:t>
@@ -935,6 +1092,8 @@
       <w:r>
         <w:rPr>
           <w:rFonts w:ascii="Arial" w:hAnsi="Arial"/>
+          <w:sz w:val="24"/>
+          <w:szCs w:val="24"/>
           <w:lang w:val="es-SV"/>
         </w:rPr>
         <w:t xml:space="preserve"> }</w:t>
@@ -943,6 +1102,8 @@
       <w:r>
         <w:rPr>
           <w:rFonts w:ascii="Arial" w:hAnsi="Arial"/>
+          <w:sz w:val="24"/>
+          <w:szCs w:val="24"/>
           <w:lang w:val="es-SV"/>
         </w:rPr>
         <w:t xml:space="preserve">} a la orden de la </w:t>
@@ -951,6 +1112,8 @@
       <w:r>
         <w:rPr>
           <w:rFonts w:ascii="Arial" w:hAnsi="Arial"/>
+          <w:sz w:val="24"/>
+          <w:szCs w:val="24"/>
           <w:lang w:val="es-SV"/>
         </w:rPr>
         <w:t>Fiscalía General</w:t>
@@ -959,21 +1122,18 @@
       <w:r>
         <w:rPr>
           <w:rFonts w:ascii="Arial" w:hAnsi="Arial"/>
+          <w:sz w:val="24"/>
+          <w:szCs w:val="24"/>
           <w:lang w:val="es-SV"/>
         </w:rPr>
-        <w:t xml:space="preserve"> de la República de la ciudad de Sonsonate.</w:t>
-      </w:r>
-      <w:r>
-        <w:rPr>
-          <w:rFonts w:ascii="Arial" w:hAnsi="Arial"/>
-          <w:lang w:val="es-SV"/>
-        </w:rPr>
-        <w:t xml:space="preserve"> </w:t>
+        <w:t xml:space="preserve"> de la República de la ciudad de Sonsonate. </w:t>
       </w:r>
       <w:proofErr w:type="spellStart"/>
       <w:r>
         <w:rPr>
           <w:rFonts w:ascii="Arial" w:hAnsi="Arial"/>
+          <w:sz w:val="24"/>
+          <w:szCs w:val="24"/>
           <w:lang w:val="es-SV"/>
         </w:rPr>
         <w:t>Ruégole</w:t>
@@ -982,6 +1142,8 @@
       <w:r>
         <w:rPr>
           <w:rFonts w:ascii="Arial" w:hAnsi="Arial"/>
+          <w:sz w:val="24"/>
+          <w:szCs w:val="24"/>
           <w:lang w:val="es-SV"/>
         </w:rPr>
         <w:t xml:space="preserve"> acuse recibido.</w:t>
@@ -989,9 +1151,11 @@
     </w:p>
     <w:p>
       <w:pPr>
-        <w:spacing w:after="720"/>
+        <w:spacing w:after="720" w:line="360" w:lineRule="auto"/>
         <w:jc w:val="center"/>
         <w:rPr>
+          <w:sz w:val="24"/>
+          <w:szCs w:val="24"/>
           <w:lang w:val="es-SV"/>
         </w:rPr>
       </w:pPr>
@@ -999,6 +1163,8 @@
         <w:rPr>
           <w:rFonts w:ascii="Arial" w:hAnsi="Arial"/>
           <w:b/>
+          <w:sz w:val="24"/>
+          <w:szCs w:val="24"/>
           <w:lang w:val="es-SV"/>
         </w:rPr>
         <w:t>DIOS   UNION   LIBERTAD</w:t>
@@ -1006,9 +1172,11 @@
     </w:p>
     <w:p>
       <w:pPr>
-        <w:spacing w:after="240"/>
+        <w:spacing w:after="240" w:line="360" w:lineRule="auto"/>
         <w:jc w:val="center"/>
         <w:rPr>
+          <w:sz w:val="24"/>
+          <w:szCs w:val="24"/>
           <w:lang w:val="es-SV"/>
         </w:rPr>
       </w:pPr>
@@ -1017,6 +1185,8 @@
         <w:rPr>
           <w:rFonts w:ascii="Arial" w:hAnsi="Arial"/>
           <w:b/>
+          <w:sz w:val="24"/>
+          <w:szCs w:val="24"/>
           <w:lang w:val="es-SV"/>
         </w:rPr>
         <w:t>F:_</w:t>
@@ -1026,6 +1196,8 @@
         <w:rPr>
           <w:rFonts w:ascii="Arial" w:hAnsi="Arial"/>
           <w:b/>
+          <w:sz w:val="24"/>
+          <w:szCs w:val="24"/>
           <w:lang w:val="es-SV"/>
         </w:rPr>
         <w:t>__________________________________________</w:t>
@@ -1034,6 +1206,8 @@
         <w:rPr>
           <w:rFonts w:ascii="Arial" w:hAnsi="Arial"/>
           <w:b/>
+          <w:sz w:val="24"/>
+          <w:szCs w:val="24"/>
           <w:lang w:val="es-SV"/>
         </w:rPr>
         <w:br/>
@@ -1043,6 +1217,8 @@
         <w:rPr>
           <w:rFonts w:ascii="Arial" w:hAnsi="Arial"/>
           <w:b/>
+          <w:sz w:val="24"/>
+          <w:szCs w:val="24"/>
           <w:lang w:val="es-SV"/>
         </w:rPr>
         <w:t xml:space="preserve">{{ </w:t>
@@ -1052,6 +1228,8 @@
         <w:rPr>
           <w:rFonts w:ascii="Arial" w:hAnsi="Arial"/>
           <w:b/>
+          <w:sz w:val="24"/>
+          <w:szCs w:val="24"/>
           <w:lang w:val="es-SV"/>
         </w:rPr>
         <w:t>emisor</w:t>
@@ -1061,6 +1239,8 @@
         <w:rPr>
           <w:rFonts w:ascii="Arial" w:hAnsi="Arial"/>
           <w:b/>
+          <w:sz w:val="24"/>
+          <w:szCs w:val="24"/>
           <w:lang w:val="es-SV"/>
         </w:rPr>
         <w:t>_grado_nombre</w:t>
@@ -1070,6 +1250,8 @@
         <w:rPr>
           <w:rFonts w:ascii="Arial" w:hAnsi="Arial"/>
           <w:b/>
+          <w:sz w:val="24"/>
+          <w:szCs w:val="24"/>
           <w:lang w:val="es-SV"/>
         </w:rPr>
         <w:t xml:space="preserve"> }}</w:t>
@@ -1078,6 +1260,8 @@
         <w:rPr>
           <w:rFonts w:ascii="Arial" w:hAnsi="Arial"/>
           <w:b/>
+          <w:sz w:val="24"/>
+          <w:szCs w:val="24"/>
           <w:lang w:val="es-SV"/>
         </w:rPr>
         <w:br/>
@@ -1087,6 +1271,8 @@
         <w:rPr>
           <w:rFonts w:ascii="Arial" w:hAnsi="Arial"/>
           <w:b/>
+          <w:sz w:val="24"/>
+          <w:szCs w:val="24"/>
           <w:lang w:val="es-SV"/>
         </w:rPr>
         <w:t xml:space="preserve">{{ </w:t>
@@ -1096,6 +1282,8 @@
         <w:rPr>
           <w:rFonts w:ascii="Arial" w:hAnsi="Arial"/>
           <w:b/>
+          <w:sz w:val="24"/>
+          <w:szCs w:val="24"/>
           <w:lang w:val="es-SV"/>
         </w:rPr>
         <w:t>unidad</w:t>
@@ -1105,6 +1293,8 @@
         <w:rPr>
           <w:rFonts w:ascii="Arial" w:hAnsi="Arial"/>
           <w:b/>
+          <w:sz w:val="24"/>
+          <w:szCs w:val="24"/>
           <w:lang w:val="es-SV"/>
         </w:rPr>
         <w:t>_</w:t>
@@ -1114,6 +1304,8 @@
         <w:rPr>
           <w:rFonts w:ascii="Arial" w:hAnsi="Arial"/>
           <w:b/>
+          <w:sz w:val="24"/>
+          <w:szCs w:val="24"/>
           <w:lang w:val="es-SV"/>
         </w:rPr>
         <w:t>policial</w:t>
@@ -1123,6 +1315,8 @@
         <w:rPr>
           <w:rFonts w:ascii="Arial" w:hAnsi="Arial"/>
           <w:b/>
+          <w:sz w:val="24"/>
+          <w:szCs w:val="24"/>
           <w:lang w:val="es-SV"/>
         </w:rPr>
         <w:t xml:space="preserve"> }</w:t>
@@ -1132,6 +1326,8 @@
         <w:rPr>
           <w:rFonts w:ascii="Arial" w:hAnsi="Arial"/>
           <w:b/>
+          <w:sz w:val="24"/>
+          <w:szCs w:val="24"/>
           <w:lang w:val="es-SV"/>
         </w:rPr>
         <w:t>}</w:t>
@@ -1953,7 +2149,6 @@
   <w:style w:type="character" w:default="1" w:styleId="Fuentedeprrafopredeter">
     <w:name w:val="Default Paragraph Font"/>
     <w:uiPriority w:val="1"/>
-    <w:semiHidden/>
     <w:unhideWhenUsed/>
   </w:style>
   <w:style w:type="table" w:default="1" w:styleId="Tablanormal">

--- a/03_OFICIO_PGR_PLANTILLA.docx
+++ b/03_OFICIO_PGR_PLANTILLA.docx
@@ -41,7 +41,7 @@
                     </pic:cNvPicPr>
                   </pic:nvPicPr>
                   <pic:blipFill>
-                    <a:blip r:embed="rId6">
+                    <a:blip r:embed="rId8">
                       <a:extLst>
                         <a:ext uri="{28A0092B-C50C-407E-A947-70E740481C1C}">
                           <a14:useLocalDpi xmlns:a14="http://schemas.microsoft.com/office/drawing/2010/main" val="0"/>
@@ -103,7 +103,7 @@
                     </pic:cNvPicPr>
                   </pic:nvPicPr>
                   <pic:blipFill>
-                    <a:blip r:embed="rId7">
+                    <a:blip r:embed="rId9">
                       <a:extLst>
                         <a:ext uri="{28A0092B-C50C-407E-A947-70E740481C1C}">
                           <a14:useLocalDpi xmlns:a14="http://schemas.microsoft.com/office/drawing/2010/main" val="0"/>
@@ -1334,13 +1334,179 @@
       </w:r>
     </w:p>
     <w:sectPr>
+      <w:headerReference w:type="default" r:id="rId10"/>
       <w:pgSz w:w="12240" w:h="15840"/>
-      <w:pgMar w:top="1440" w:right="1440" w:bottom="1440" w:left="1440" w:header="720" w:footer="720" w:gutter="0"/>
+      <w:pgMar w:top="1440" w:right="1440" w:bottom="1440" w:left="1440" w:header="426" w:footer="720" w:gutter="0"/>
       <w:cols w:space="720"/>
       <w:docGrid w:linePitch="360"/>
     </w:sectPr>
   </w:body>
 </w:document>
+</file>
+
+<file path=word/endnotes.xml><?xml version="1.0" encoding="utf-8"?>
+<w:endnotes xmlns:wpc="http://schemas.microsoft.com/office/word/2010/wordprocessingCanvas" xmlns:cx="http://schemas.microsoft.com/office/drawing/2014/chartex" xmlns:cx1="http://schemas.microsoft.com/office/drawing/2015/9/8/chartex" xmlns:cx2="http://schemas.microsoft.com/office/drawing/2015/10/21/chartex" xmlns:cx3="http://schemas.microsoft.com/office/drawing/2016/5/9/chartex" xmlns:cx4="http://schemas.microsoft.com/office/drawing/2016/5/10/chartex" xmlns:cx5="http://schemas.microsoft.com/office/drawing/2016/5/11/chartex" xmlns:cx6="http://schemas.microsoft.com/office/drawing/2016/5/12/chartex" xmlns:cx7="http://schemas.microsoft.com/office/drawing/2016/5/13/chartex" xmlns:cx8="http://schemas.microsoft.com/office/drawing/2016/5/14/chartex" xmlns:mc="http://schemas.openxmlformats.org/markup-compatibility/2006" xmlns:aink="http://schemas.microsoft.com/office/drawing/2016/ink" xmlns:am3d="http://schemas.microsoft.com/office/drawing/2017/model3d" xmlns:o="urn:schemas-microsoft-com:office:office" xmlns:oel="http://schemas.microsoft.com/office/2019/extlst" xmlns:r="http://schemas.openxmlformats.org/officeDocument/2006/relationships" xmlns:m="http://schemas.openxmlformats.org/officeDocument/2006/math" xmlns:v="urn:schemas-microsoft-com:vml" xmlns:wp14="http://schemas.microsoft.com/office/word/2010/wordprocessingDrawing" xmlns:wp="http://schemas.openxmlformats.org/drawingml/2006/wordprocessingDrawing" xmlns:w10="urn:schemas-microsoft-com:office:word" xmlns:w="http://schemas.openxmlformats.org/wordprocessingml/2006/main" xmlns:w14="http://schemas.microsoft.com/office/word/2010/wordml" xmlns:w15="http://schemas.microsoft.com/office/word/2012/wordml" xmlns:w16cex="http://schemas.microsoft.com/office/word/2018/wordml/cex" xmlns:w16cid="http://schemas.microsoft.com/office/word/2016/wordml/cid" xmlns:w16="http://schemas.microsoft.com/office/word/2018/wordml" xmlns:w16du="http://schemas.microsoft.com/office/word/2023/wordml/word16du" xmlns:w16sdtdh="http://schemas.microsoft.com/office/word/2020/wordml/sdtdatahash" xmlns:w16sdtfl="http://schemas.microsoft.com/office/word/2024/wordml/sdtformatlock" xmlns:w16se="http://schemas.microsoft.com/office/word/2015/wordml/symex" xmlns:wpg="http://schemas.microsoft.com/office/word/2010/wordprocessingGroup" xmlns:wpi="http://schemas.microsoft.com/office/word/2010/wordprocessingInk" xmlns:wne="http://schemas.microsoft.com/office/word/2006/wordml" xmlns:wps="http://schemas.microsoft.com/office/word/2010/wordprocessingShape" mc:Ignorable="w14 w15 w16se w16cid w16 w16cex w16sdtdh w16sdtfl w16du wp14">
+  <w:endnote w:type="separator" w:id="-1">
+    <w:p>
+      <w:pPr>
+        <w:spacing w:after="0" w:line="240" w:lineRule="auto"/>
+      </w:pPr>
+      <w:r>
+        <w:separator/>
+      </w:r>
+    </w:p>
+  </w:endnote>
+  <w:endnote w:type="continuationSeparator" w:id="0">
+    <w:p>
+      <w:pPr>
+        <w:spacing w:after="0" w:line="240" w:lineRule="auto"/>
+      </w:pPr>
+      <w:r>
+        <w:continuationSeparator/>
+      </w:r>
+    </w:p>
+  </w:endnote>
+</w:endnotes>
+</file>
+
+<file path=word/footnotes.xml><?xml version="1.0" encoding="utf-8"?>
+<w:footnotes xmlns:wpc="http://schemas.microsoft.com/office/word/2010/wordprocessingCanvas" xmlns:cx="http://schemas.microsoft.com/office/drawing/2014/chartex" xmlns:cx1="http://schemas.microsoft.com/office/drawing/2015/9/8/chartex" xmlns:cx2="http://schemas.microsoft.com/office/drawing/2015/10/21/chartex" xmlns:cx3="http://schemas.microsoft.com/office/drawing/2016/5/9/chartex" xmlns:cx4="http://schemas.microsoft.com/office/drawing/2016/5/10/chartex" xmlns:cx5="http://schemas.microsoft.com/office/drawing/2016/5/11/chartex" xmlns:cx6="http://schemas.microsoft.com/office/drawing/2016/5/12/chartex" xmlns:cx7="http://schemas.microsoft.com/office/drawing/2016/5/13/chartex" xmlns:cx8="http://schemas.microsoft.com/office/drawing/2016/5/14/chartex" xmlns:mc="http://schemas.openxmlformats.org/markup-compatibility/2006" xmlns:aink="http://schemas.microsoft.com/office/drawing/2016/ink" xmlns:am3d="http://schemas.microsoft.com/office/drawing/2017/model3d" xmlns:o="urn:schemas-microsoft-com:office:office" xmlns:oel="http://schemas.microsoft.com/office/2019/extlst" xmlns:r="http://schemas.openxmlformats.org/officeDocument/2006/relationships" xmlns:m="http://schemas.openxmlformats.org/officeDocument/2006/math" xmlns:v="urn:schemas-microsoft-com:vml" xmlns:wp14="http://schemas.microsoft.com/office/word/2010/wordprocessingDrawing" xmlns:wp="http://schemas.openxmlformats.org/drawingml/2006/wordprocessingDrawing" xmlns:w10="urn:schemas-microsoft-com:office:word" xmlns:w="http://schemas.openxmlformats.org/wordprocessingml/2006/main" xmlns:w14="http://schemas.microsoft.com/office/word/2010/wordml" xmlns:w15="http://schemas.microsoft.com/office/word/2012/wordml" xmlns:w16cex="http://schemas.microsoft.com/office/word/2018/wordml/cex" xmlns:w16cid="http://schemas.microsoft.com/office/word/2016/wordml/cid" xmlns:w16="http://schemas.microsoft.com/office/word/2018/wordml" xmlns:w16du="http://schemas.microsoft.com/office/word/2023/wordml/word16du" xmlns:w16sdtdh="http://schemas.microsoft.com/office/word/2020/wordml/sdtdatahash" xmlns:w16sdtfl="http://schemas.microsoft.com/office/word/2024/wordml/sdtformatlock" xmlns:w16se="http://schemas.microsoft.com/office/word/2015/wordml/symex" xmlns:wpg="http://schemas.microsoft.com/office/word/2010/wordprocessingGroup" xmlns:wpi="http://schemas.microsoft.com/office/word/2010/wordprocessingInk" xmlns:wne="http://schemas.microsoft.com/office/word/2006/wordml" xmlns:wps="http://schemas.microsoft.com/office/word/2010/wordprocessingShape" mc:Ignorable="w14 w15 w16se w16cid w16 w16cex w16sdtdh w16sdtfl w16du wp14">
+  <w:footnote w:type="separator" w:id="-1">
+    <w:p>
+      <w:pPr>
+        <w:spacing w:after="0" w:line="240" w:lineRule="auto"/>
+      </w:pPr>
+      <w:r>
+        <w:separator/>
+      </w:r>
+    </w:p>
+  </w:footnote>
+  <w:footnote w:type="continuationSeparator" w:id="0">
+    <w:p>
+      <w:pPr>
+        <w:spacing w:after="0" w:line="240" w:lineRule="auto"/>
+      </w:pPr>
+      <w:r>
+        <w:continuationSeparator/>
+      </w:r>
+    </w:p>
+  </w:footnote>
+</w:footnotes>
+</file>
+
+<file path=word/header1.xml><?xml version="1.0" encoding="utf-8"?>
+<w:hdr xmlns:wpc="http://schemas.microsoft.com/office/word/2010/wordprocessingCanvas" xmlns:cx="http://schemas.microsoft.com/office/drawing/2014/chartex" xmlns:cx1="http://schemas.microsoft.com/office/drawing/2015/9/8/chartex" xmlns:cx2="http://schemas.microsoft.com/office/drawing/2015/10/21/chartex" xmlns:cx3="http://schemas.microsoft.com/office/drawing/2016/5/9/chartex" xmlns:cx4="http://schemas.microsoft.com/office/drawing/2016/5/10/chartex" xmlns:cx5="http://schemas.microsoft.com/office/drawing/2016/5/11/chartex" xmlns:cx6="http://schemas.microsoft.com/office/drawing/2016/5/12/chartex" xmlns:cx7="http://schemas.microsoft.com/office/drawing/2016/5/13/chartex" xmlns:cx8="http://schemas.microsoft.com/office/drawing/2016/5/14/chartex" xmlns:mc="http://schemas.openxmlformats.org/markup-compatibility/2006" xmlns:aink="http://schemas.microsoft.com/office/drawing/2016/ink" xmlns:am3d="http://schemas.microsoft.com/office/drawing/2017/model3d" xmlns:o="urn:schemas-microsoft-com:office:office" xmlns:oel="http://schemas.microsoft.com/office/2019/extlst" xmlns:r="http://schemas.openxmlformats.org/officeDocument/2006/relationships" xmlns:m="http://schemas.openxmlformats.org/officeDocument/2006/math" xmlns:v="urn:schemas-microsoft-com:vml" xmlns:wp14="http://schemas.microsoft.com/office/word/2010/wordprocessingDrawing" xmlns:wp="http://schemas.openxmlformats.org/drawingml/2006/wordprocessingDrawing" xmlns:w10="urn:schemas-microsoft-com:office:word" xmlns:w="http://schemas.openxmlformats.org/wordprocessingml/2006/main" xmlns:w14="http://schemas.microsoft.com/office/word/2010/wordml" xmlns:w15="http://schemas.microsoft.com/office/word/2012/wordml" xmlns:w16cex="http://schemas.microsoft.com/office/word/2018/wordml/cex" xmlns:w16cid="http://schemas.microsoft.com/office/word/2016/wordml/cid" xmlns:w16="http://schemas.microsoft.com/office/word/2018/wordml" xmlns:w16du="http://schemas.microsoft.com/office/word/2023/wordml/word16du" xmlns:w16sdtdh="http://schemas.microsoft.com/office/word/2020/wordml/sdtdatahash" xmlns:w16sdtfl="http://schemas.microsoft.com/office/word/2024/wordml/sdtformatlock" xmlns:w16se="http://schemas.microsoft.com/office/word/2015/wordml/symex" xmlns:wpg="http://schemas.microsoft.com/office/word/2010/wordprocessingGroup" xmlns:wpi="http://schemas.microsoft.com/office/word/2010/wordprocessingInk" xmlns:wne="http://schemas.microsoft.com/office/word/2006/wordml" xmlns:wps="http://schemas.microsoft.com/office/word/2010/wordprocessingShape" mc:Ignorable="w14 w15 w16se w16cid w16 w16cex w16sdtdh w16sdtfl w16du wp14">
+  <w:p>
+    <w:pPr>
+      <w:pStyle w:val="Encabezado"/>
+      <w:tabs>
+        <w:tab w:val="left" w:pos="2268"/>
+      </w:tabs>
+      <w:rPr>
+        <w:lang w:val="es-SV"/>
+      </w:rPr>
+    </w:pPr>
+    <w:r>
+      <w:rPr>
+        <w:lang w:val="es-SV"/>
+      </w:rPr>
+      <w:tab/>
+    </w:r>
+    <w:proofErr w:type="gramStart"/>
+    <w:r>
+      <w:rPr>
+        <w:lang w:val="es-SV"/>
+      </w:rPr>
+      <w:t xml:space="preserve">{{ </w:t>
+    </w:r>
+    <w:proofErr w:type="spellStart"/>
+    <w:r>
+      <w:rPr>
+        <w:lang w:val="es-SV"/>
+      </w:rPr>
+      <w:t>nombre</w:t>
+    </w:r>
+    <w:proofErr w:type="gramEnd"/>
+    <w:r>
+      <w:rPr>
+        <w:lang w:val="es-SV"/>
+      </w:rPr>
+      <w:t>_</w:t>
+    </w:r>
+    <w:proofErr w:type="gramStart"/>
+    <w:r>
+      <w:rPr>
+        <w:lang w:val="es-SV"/>
+      </w:rPr>
+      <w:t>investigador</w:t>
+    </w:r>
+    <w:proofErr w:type="spellEnd"/>
+    <w:r>
+      <w:rPr>
+        <w:lang w:val="es-SV"/>
+      </w:rPr>
+      <w:t xml:space="preserve"> }</w:t>
+    </w:r>
+    <w:proofErr w:type="gramEnd"/>
+    <w:r>
+      <w:rPr>
+        <w:lang w:val="es-SV"/>
+      </w:rPr>
+      <w:t>}</w:t>
+    </w:r>
+  </w:p>
+  <w:p>
+    <w:pPr>
+      <w:pStyle w:val="Encabezado"/>
+      <w:tabs>
+        <w:tab w:val="left" w:pos="2268"/>
+      </w:tabs>
+      <w:ind w:firstLine="2268"/>
+      <w:rPr>
+        <w:lang w:val="es-SV"/>
+      </w:rPr>
+    </w:pPr>
+    <w:proofErr w:type="gramStart"/>
+    <w:r>
+      <w:rPr>
+        <w:lang w:val="es-SV"/>
+      </w:rPr>
+      <w:t>{{ codigo</w:t>
+    </w:r>
+    <w:proofErr w:type="gramEnd"/>
+    <w:r>
+      <w:rPr>
+        <w:lang w:val="es-SV"/>
+      </w:rPr>
+      <w:t>_</w:t>
+    </w:r>
+    <w:proofErr w:type="gramStart"/>
+    <w:r>
+      <w:rPr>
+        <w:lang w:val="es-SV"/>
+      </w:rPr>
+      <w:t>sati }</w:t>
+    </w:r>
+    <w:proofErr w:type="gramEnd"/>
+    <w:r>
+      <w:rPr>
+        <w:lang w:val="es-SV"/>
+      </w:rPr>
+      <w:t>}</w:t>
+    </w:r>
+  </w:p>
+  <w:p>
+    <w:pPr>
+      <w:pStyle w:val="Encabezado"/>
+      <w:tabs>
+        <w:tab w:val="left" w:pos="2268"/>
+      </w:tabs>
+      <w:rPr>
+        <w:lang w:val="es-SV"/>
+      </w:rPr>
+    </w:pPr>
+  </w:p>
+</w:hdr>
 </file>
 
 <file path=word/numbering.xml><?xml version="1.0" encoding="utf-8"?>

--- a/03_OFICIO_PGR_PLANTILLA.docx
+++ b/03_OFICIO_PGR_PLANTILLA.docx
@@ -225,17 +225,7 @@
           <w:szCs w:val="24"/>
           <w:lang w:val="es-SV"/>
         </w:rPr>
-        <w:t xml:space="preserve">Cantón Punta Remedios, </w:t>
-      </w:r>
-      <w:proofErr w:type="gramStart"/>
-      <w:r>
-        <w:rPr>
-          <w:rFonts w:ascii="Arial" w:hAnsi="Arial"/>
-          <w:sz w:val="24"/>
-          <w:szCs w:val="24"/>
-          <w:lang w:val="es-SV"/>
-        </w:rPr>
-        <w:t xml:space="preserve">{{ </w:t>
+        <w:t xml:space="preserve">Cantón Punta Remedios, {{ </w:t>
       </w:r>
       <w:proofErr w:type="spellStart"/>
       <w:r>
@@ -245,27 +235,7 @@
           <w:szCs w:val="24"/>
           <w:lang w:val="es-SV"/>
         </w:rPr>
-        <w:t>fecha</w:t>
-      </w:r>
-      <w:proofErr w:type="gramEnd"/>
-      <w:r>
-        <w:rPr>
-          <w:rFonts w:ascii="Arial" w:hAnsi="Arial"/>
-          <w:sz w:val="24"/>
-          <w:szCs w:val="24"/>
-          <w:lang w:val="es-SV"/>
-        </w:rPr>
-        <w:t>_</w:t>
-      </w:r>
-      <w:proofErr w:type="gramStart"/>
-      <w:r>
-        <w:rPr>
-          <w:rFonts w:ascii="Arial" w:hAnsi="Arial"/>
-          <w:sz w:val="24"/>
-          <w:szCs w:val="24"/>
-          <w:lang w:val="es-SV"/>
-        </w:rPr>
-        <w:t>oficio</w:t>
+        <w:t>fecha_oficio</w:t>
       </w:r>
       <w:proofErr w:type="spellEnd"/>
       <w:r>
@@ -275,17 +245,7 @@
           <w:szCs w:val="24"/>
           <w:lang w:val="es-SV"/>
         </w:rPr>
-        <w:t xml:space="preserve"> }</w:t>
-      </w:r>
-      <w:proofErr w:type="gramEnd"/>
-      <w:r>
-        <w:rPr>
-          <w:rFonts w:ascii="Arial" w:hAnsi="Arial"/>
-          <w:sz w:val="24"/>
-          <w:szCs w:val="24"/>
-          <w:lang w:val="es-SV"/>
-        </w:rPr>
-        <w:t>}</w:t>
+        <w:t xml:space="preserve"> }}</w:t>
       </w:r>
     </w:p>
     <w:p>
@@ -303,14 +263,11 @@
       <w:pPr>
         <w:spacing w:after="240" w:line="360" w:lineRule="auto"/>
         <w:rPr>
-          <w:rFonts w:ascii="Arial" w:hAnsi="Arial"/>
-          <w:b/>
           <w:sz w:val="24"/>
           <w:szCs w:val="24"/>
           <w:lang w:val="es-SV"/>
         </w:rPr>
       </w:pPr>
-      <w:proofErr w:type="gramStart"/>
       <w:r>
         <w:rPr>
           <w:rFonts w:ascii="Arial" w:hAnsi="Arial"/>
@@ -319,7 +276,7 @@
           <w:szCs w:val="24"/>
           <w:lang w:val="es-SV"/>
         </w:rPr>
-        <w:t xml:space="preserve">{{ </w:t>
+        <w:t xml:space="preserve">PNC.SO.112.3.4/n1-{{ </w:t>
       </w:r>
       <w:proofErr w:type="spellStart"/>
       <w:r>
@@ -330,29 +287,7 @@
           <w:szCs w:val="24"/>
           <w:lang w:val="es-SV"/>
         </w:rPr>
-        <w:t>codigo</w:t>
-      </w:r>
-      <w:proofErr w:type="gramEnd"/>
-      <w:r>
-        <w:rPr>
-          <w:rFonts w:ascii="Arial" w:hAnsi="Arial"/>
-          <w:b/>
-          <w:sz w:val="24"/>
-          <w:szCs w:val="24"/>
-          <w:lang w:val="es-SV"/>
-        </w:rPr>
-        <w:t>_</w:t>
-      </w:r>
-      <w:proofErr w:type="gramStart"/>
-      <w:r>
-        <w:rPr>
-          <w:rFonts w:ascii="Arial" w:hAnsi="Arial"/>
-          <w:b/>
-          <w:sz w:val="24"/>
-          <w:szCs w:val="24"/>
-          <w:lang w:val="es-SV"/>
-        </w:rPr>
-        <w:t>expediente</w:t>
+        <w:t>codigo_expediente</w:t>
       </w:r>
       <w:proofErr w:type="spellEnd"/>
       <w:r>
@@ -363,29 +298,8 @@
           <w:szCs w:val="24"/>
           <w:lang w:val="es-SV"/>
         </w:rPr>
-        <w:t xml:space="preserve"> }</w:t>
+        <w:t xml:space="preserve"> }}                                                                                             </w:t>
       </w:r>
-      <w:proofErr w:type="gramEnd"/>
-      <w:r>
-        <w:rPr>
-          <w:rFonts w:ascii="Arial" w:hAnsi="Arial"/>
-          <w:b/>
-          <w:sz w:val="24"/>
-          <w:szCs w:val="24"/>
-          <w:lang w:val="es-SV"/>
-        </w:rPr>
-        <w:t>}</w:t>
-      </w:r>
-    </w:p>
-    <w:p>
-      <w:pPr>
-        <w:spacing w:after="240" w:line="360" w:lineRule="auto"/>
-        <w:rPr>
-          <w:sz w:val="24"/>
-          <w:szCs w:val="24"/>
-          <w:lang w:val="es-SV"/>
-        </w:rPr>
-      </w:pPr>
       <w:r>
         <w:rPr>
           <w:rFonts w:ascii="Arial" w:hAnsi="Arial"/>
